--- a/Employee_Attrition_Report.docx
+++ b/Employee_Attrition_Report.docx
@@ -601,6 +601,9 @@
     </w:p>
     <w:p>
       <w:r>
+        <w:rPr>
+          <w:noProof/>
+        </w:rPr>
         <w:drawing>
           <wp:inline distT="0" distB="0" distL="0" distR="0" wp14:anchorId="45F323FF" wp14:editId="65F8B9AF">
             <wp:extent cx="5438775" cy="4114800"/>
@@ -646,6 +649,9 @@
     <w:p/>
     <w:p>
       <w:r>
+        <w:rPr>
+          <w:noProof/>
+        </w:rPr>
         <w:lastRenderedPageBreak/>
         <w:drawing>
           <wp:inline distT="0" distB="0" distL="0" distR="0" wp14:anchorId="25C5A752" wp14:editId="5561745C">
@@ -692,6 +698,9 @@
     <w:p/>
     <w:p>
       <w:r>
+        <w:rPr>
+          <w:noProof/>
+        </w:rPr>
         <w:lastRenderedPageBreak/>
         <w:drawing>
           <wp:inline distT="0" distB="0" distL="0" distR="0" wp14:anchorId="36170FCB" wp14:editId="6357895C">
@@ -738,6 +747,9 @@
     <w:p/>
     <w:p>
       <w:r>
+        <w:rPr>
+          <w:noProof/>
+        </w:rPr>
         <w:lastRenderedPageBreak/>
         <w:drawing>
           <wp:inline distT="0" distB="0" distL="0" distR="0" wp14:anchorId="41BF4349" wp14:editId="051748B3">
@@ -784,6 +796,9 @@
     <w:p/>
     <w:p>
       <w:r>
+        <w:rPr>
+          <w:noProof/>
+        </w:rPr>
         <w:lastRenderedPageBreak/>
         <w:drawing>
           <wp:inline distT="0" distB="0" distL="0" distR="0" wp14:anchorId="23B80C1B" wp14:editId="32B68664">
@@ -830,6 +845,9 @@
     <w:p/>
     <w:p>
       <w:r>
+        <w:rPr>
+          <w:noProof/>
+        </w:rPr>
         <w:lastRenderedPageBreak/>
         <w:drawing>
           <wp:inline distT="0" distB="0" distL="0" distR="0" wp14:anchorId="5363BCBB" wp14:editId="67D9C468">
@@ -876,6 +894,9 @@
     <w:p/>
     <w:p>
       <w:r>
+        <w:rPr>
+          <w:noProof/>
+        </w:rPr>
         <w:lastRenderedPageBreak/>
         <w:drawing>
           <wp:inline distT="0" distB="0" distL="0" distR="0" wp14:anchorId="38B2C181" wp14:editId="4E9B7526">
@@ -922,6 +943,9 @@
     <w:p/>
     <w:p>
       <w:r>
+        <w:rPr>
+          <w:noProof/>
+        </w:rPr>
         <w:lastRenderedPageBreak/>
         <w:drawing>
           <wp:inline distT="0" distB="0" distL="0" distR="0" wp14:anchorId="557AA025" wp14:editId="3EF5A70C">
@@ -968,6 +992,9 @@
     <w:p/>
     <w:p>
       <w:r>
+        <w:rPr>
+          <w:noProof/>
+        </w:rPr>
         <w:lastRenderedPageBreak/>
         <w:drawing>
           <wp:inline distT="0" distB="0" distL="0" distR="0" wp14:anchorId="3BC10A37" wp14:editId="6CC783B2">
@@ -1014,6 +1041,9 @@
     <w:p/>
     <w:p>
       <w:r>
+        <w:rPr>
+          <w:noProof/>
+        </w:rPr>
         <w:lastRenderedPageBreak/>
         <w:drawing>
           <wp:inline distT="0" distB="0" distL="0" distR="0" wp14:anchorId="18776EDA" wp14:editId="2FBB321D">
@@ -1428,6 +1458,13 @@
         </w:rPr>
         <w:t xml:space="preserve">GitHub Link: </w:t>
       </w:r>
+      <w:r>
+        <w:rPr>
+          <w:rFonts w:ascii="Times New Roman" w:hAnsi="Times New Roman"/>
+          <w:sz w:val="24"/>
+        </w:rPr>
+        <w:t>https://github.com/Sneha-gith/Employee_Attrition_Analysis.git</w:t>
+      </w:r>
     </w:p>
     <w:p>
       <w:pPr>

--- a/Employee_Attrition_Report.docx
+++ b/Employee_Attrition_Report.docx
@@ -5,6 +5,11 @@
     <w:p>
       <w:pPr>
         <w:jc w:val="center"/>
+        <w:rPr>
+          <w:rFonts w:ascii="Times New Roman" w:hAnsi="Times New Roman"/>
+          <w:b/>
+          <w:sz w:val="40"/>
+        </w:rPr>
       </w:pPr>
       <w:r>
         <w:rPr>
@@ -15,6 +20,92 @@
         <w:t>Employee Attrition and Performance Analysis Report</w:t>
       </w:r>
     </w:p>
+    <w:tbl>
+      <w:tblPr>
+        <w:tblStyle w:val="TableGrid"/>
+        <w:tblW w:w="0" w:type="auto"/>
+        <w:tblLook w:val="04A0" w:firstRow="1" w:lastRow="0" w:firstColumn="1" w:lastColumn="0" w:noHBand="0" w:noVBand="1"/>
+      </w:tblPr>
+      <w:tblGrid>
+        <w:gridCol w:w="3080"/>
+        <w:gridCol w:w="5776"/>
+      </w:tblGrid>
+      <w:tr>
+        <w:tc>
+          <w:tcPr>
+            <w:tcW w:w="3235" w:type="dxa"/>
+          </w:tcPr>
+          <w:p>
+            <w:r>
+              <w:t>Industry Project Title</w:t>
+            </w:r>
+          </w:p>
+        </w:tc>
+        <w:tc>
+          <w:tcPr>
+            <w:tcW w:w="6115" w:type="dxa"/>
+          </w:tcPr>
+          <w:p>
+            <w:pPr>
+              <w:rPr>
+                <w:lang w:val="en-IN"/>
+              </w:rPr>
+            </w:pPr>
+            <w:r>
+              <w:rPr>
+                <w:lang w:val="en-IN"/>
+              </w:rPr>
+              <w:t> Employee Attrition and Performance Analysis</w:t>
+            </w:r>
+          </w:p>
+        </w:tc>
+      </w:tr>
+      <w:tr>
+        <w:tc>
+          <w:tcPr>
+            <w:tcW w:w="3235" w:type="dxa"/>
+          </w:tcPr>
+          <w:p>
+            <w:r>
+              <w:t>Name of the Company</w:t>
+            </w:r>
+          </w:p>
+        </w:tc>
+        <w:tc>
+          <w:tcPr>
+            <w:tcW w:w="6115" w:type="dxa"/>
+          </w:tcPr>
+          <w:p>
+            <w:r>
+              <w:t>TCS</w:t>
+            </w:r>
+          </w:p>
+        </w:tc>
+      </w:tr>
+      <w:tr>
+        <w:tc>
+          <w:tcPr>
+            <w:tcW w:w="3235" w:type="dxa"/>
+          </w:tcPr>
+          <w:p>
+            <w:r>
+              <w:t>Name of the Institute</w:t>
+            </w:r>
+          </w:p>
+        </w:tc>
+        <w:tc>
+          <w:tcPr>
+            <w:tcW w:w="6115" w:type="dxa"/>
+          </w:tcPr>
+          <w:p>
+            <w:r>
+              <w:t>Guru Nanak College of Arts, Science and Commerce</w:t>
+            </w:r>
+          </w:p>
+        </w:tc>
+      </w:tr>
+    </w:tbl>
+    <w:p/>
     <w:p>
       <w:pPr>
         <w:jc w:val="center"/>
@@ -212,6 +303,7 @@
           <w:rFonts w:ascii="Times New Roman" w:hAnsi="Times New Roman"/>
           <w:sz w:val="24"/>
         </w:rPr>
+        <w:lastRenderedPageBreak/>
         <w:t>Data Description and Information:</w:t>
       </w:r>
       <w:r>
@@ -227,7 +319,6 @@
         <w:rPr>
           <w:noProof/>
         </w:rPr>
-        <w:lastRenderedPageBreak/>
         <w:drawing>
           <wp:inline distT="0" distB="0" distL="0" distR="0" wp14:anchorId="14A9280A" wp14:editId="290CD6F2">
             <wp:extent cx="5486400" cy="2914650"/>
@@ -1463,7 +1554,7 @@
           <w:rFonts w:ascii="Times New Roman" w:hAnsi="Times New Roman"/>
           <w:sz w:val="24"/>
         </w:rPr>
-        <w:t>https://github.com/Sneha-gith/Employee_Attrition_Analysis.git</w:t>
+        <w:t>https://github.com/Ayush-Git07/Employee-Attrition-Analysis-Report.git</w:t>
       </w:r>
     </w:p>
     <w:p>
@@ -1874,7 +1965,7 @@
     <w:lsdException w:name="Table Web 2" w:semiHidden="1" w:unhideWhenUsed="1"/>
     <w:lsdException w:name="Table Web 3" w:semiHidden="1" w:unhideWhenUsed="1"/>
     <w:lsdException w:name="Balloon Text" w:semiHidden="1" w:unhideWhenUsed="1"/>
-    <w:lsdException w:name="Table Grid" w:uiPriority="59"/>
+    <w:lsdException w:name="Table Grid" w:uiPriority="39"/>
     <w:lsdException w:name="Table Theme" w:semiHidden="1" w:unhideWhenUsed="1"/>
     <w:lsdException w:name="Placeholder Text" w:semiHidden="1"/>
     <w:lsdException w:name="No Spacing" w:uiPriority="1" w:qFormat="1"/>
@@ -2305,7 +2396,6 @@
   <w:style w:type="character" w:default="1" w:styleId="DefaultParagraphFont">
     <w:name w:val="Default Paragraph Font"/>
     <w:uiPriority w:val="1"/>
-    <w:semiHidden/>
     <w:unhideWhenUsed/>
   </w:style>
   <w:style w:type="table" w:default="1" w:styleId="TableNormal">
@@ -3031,7 +3121,7 @@
   <w:style w:type="table" w:styleId="TableGrid">
     <w:name w:val="Table Grid"/>
     <w:basedOn w:val="TableNormal"/>
-    <w:uiPriority w:val="59"/>
+    <w:uiPriority w:val="39"/>
     <w:rsid w:val="00FC693F"/>
     <w:pPr>
       <w:spacing w:after="0" w:line="240" w:lineRule="auto"/>
